--- a/tillsyn/A 59776-2025 tillsynsbegäran.docx
+++ b/tillsyn/A 59776-2025 tillsynsbegäran.docx
@@ -231,7 +231,7 @@
     <w:r>
       <w:tab/>
       <w:tab/>
-      <w:t>2025-12-02</w:t>
+      <w:t>2025-12-03</w:t>
       <w:br/>
       <w:br/>
     </w:r>

--- a/tillsyn/A 59776-2025 tillsynsbegäran.docx
+++ b/tillsyn/A 59776-2025 tillsynsbegäran.docx
@@ -231,7 +231,7 @@
     <w:r>
       <w:tab/>
       <w:tab/>
-      <w:t>2025-12-03</w:t>
+      <w:t>2025-12-04</w:t>
       <w:br/>
       <w:br/>
     </w:r>

--- a/tillsyn/A 59776-2025 tillsynsbegäran.docx
+++ b/tillsyn/A 59776-2025 tillsynsbegäran.docx
@@ -231,7 +231,7 @@
     <w:r>
       <w:tab/>
       <w:tab/>
-      <w:t>2025-12-04</w:t>
+      <w:t>2025-12-05</w:t>
       <w:br/>
       <w:br/>
     </w:r>

--- a/tillsyn/A 59776-2025 tillsynsbegäran.docx
+++ b/tillsyn/A 59776-2025 tillsynsbegäran.docx
@@ -231,7 +231,7 @@
     <w:r>
       <w:tab/>
       <w:tab/>
-      <w:t>2025-12-05</w:t>
+      <w:t>2025-12-06</w:t>
       <w:br/>
       <w:br/>
     </w:r>

--- a/tillsyn/A 59776-2025 tillsynsbegäran.docx
+++ b/tillsyn/A 59776-2025 tillsynsbegäran.docx
@@ -231,7 +231,7 @@
     <w:r>
       <w:tab/>
       <w:tab/>
-      <w:t>2025-12-06</w:t>
+      <w:t>2025-12-07</w:t>
       <w:br/>
       <w:br/>
     </w:r>

--- a/tillsyn/A 59776-2025 tillsynsbegäran.docx
+++ b/tillsyn/A 59776-2025 tillsynsbegäran.docx
@@ -231,7 +231,7 @@
     <w:r>
       <w:tab/>
       <w:tab/>
-      <w:t>2025-12-07</w:t>
+      <w:t>2025-12-08</w:t>
       <w:br/>
       <w:br/>
     </w:r>

--- a/tillsyn/A 59776-2025 tillsynsbegäran.docx
+++ b/tillsyn/A 59776-2025 tillsynsbegäran.docx
@@ -231,7 +231,7 @@
     <w:r>
       <w:tab/>
       <w:tab/>
-      <w:t>2025-12-08</w:t>
+      <w:t>2025-12-09</w:t>
       <w:br/>
       <w:br/>
     </w:r>

--- a/tillsyn/A 59776-2025 tillsynsbegäran.docx
+++ b/tillsyn/A 59776-2025 tillsynsbegäran.docx
@@ -231,7 +231,7 @@
     <w:r>
       <w:tab/>
       <w:tab/>
-      <w:t>2025-12-09</w:t>
+      <w:t>2025-12-10</w:t>
       <w:br/>
       <w:br/>
     </w:r>

--- a/tillsyn/A 59776-2025 tillsynsbegäran.docx
+++ b/tillsyn/A 59776-2025 tillsynsbegäran.docx
@@ -231,7 +231,7 @@
     <w:r>
       <w:tab/>
       <w:tab/>
-      <w:t>2025-12-10</w:t>
+      <w:t>2025-12-11</w:t>
       <w:br/>
       <w:br/>
     </w:r>

--- a/tillsyn/A 59776-2025 tillsynsbegäran.docx
+++ b/tillsyn/A 59776-2025 tillsynsbegäran.docx
@@ -231,7 +231,7 @@
     <w:r>
       <w:tab/>
       <w:tab/>
-      <w:t>2025-12-11</w:t>
+      <w:t>2025-12-12</w:t>
       <w:br/>
       <w:br/>
     </w:r>

--- a/tillsyn/A 59776-2025 tillsynsbegäran.docx
+++ b/tillsyn/A 59776-2025 tillsynsbegäran.docx
@@ -231,7 +231,7 @@
     <w:r>
       <w:tab/>
       <w:tab/>
-      <w:t>2025-12-12</w:t>
+      <w:t>2025-12-13</w:t>
       <w:br/>
       <w:br/>
     </w:r>

--- a/tillsyn/A 59776-2025 tillsynsbegäran.docx
+++ b/tillsyn/A 59776-2025 tillsynsbegäran.docx
@@ -231,7 +231,7 @@
     <w:r>
       <w:tab/>
       <w:tab/>
-      <w:t>2025-12-19</w:t>
+      <w:t>2025-12-20</w:t>
       <w:br/>
       <w:br/>
     </w:r>

--- a/tillsyn/A 59776-2025 tillsynsbegäran.docx
+++ b/tillsyn/A 59776-2025 tillsynsbegäran.docx
@@ -231,7 +231,7 @@
     <w:r>
       <w:tab/>
       <w:tab/>
-      <w:t>2025-12-20</w:t>
+      <w:t>2025-12-21</w:t>
       <w:br/>
       <w:br/>
     </w:r>

--- a/tillsyn/A 59776-2025 tillsynsbegäran.docx
+++ b/tillsyn/A 59776-2025 tillsynsbegäran.docx
@@ -231,7 +231,7 @@
     <w:r>
       <w:tab/>
       <w:tab/>
-      <w:t>2025-12-21</w:t>
+      <w:t>2025-12-22</w:t>
       <w:br/>
       <w:br/>
     </w:r>

--- a/tillsyn/A 59776-2025 tillsynsbegäran.docx
+++ b/tillsyn/A 59776-2025 tillsynsbegäran.docx
@@ -231,7 +231,7 @@
     <w:r>
       <w:tab/>
       <w:tab/>
-      <w:t>2025-12-22</w:t>
+      <w:t>2025-12-26</w:t>
       <w:br/>
       <w:br/>
     </w:r>

--- a/tillsyn/A 59776-2025 tillsynsbegäran.docx
+++ b/tillsyn/A 59776-2025 tillsynsbegäran.docx
@@ -231,7 +231,7 @@
     <w:r>
       <w:tab/>
       <w:tab/>
-      <w:t>2026-01-03</w:t>
+      <w:t>2026-01-04</w:t>
       <w:br/>
       <w:br/>
     </w:r>

--- a/tillsyn/A 59776-2025 tillsynsbegäran.docx
+++ b/tillsyn/A 59776-2025 tillsynsbegäran.docx
@@ -231,7 +231,7 @@
     <w:r>
       <w:tab/>
       <w:tab/>
-      <w:t>2026-01-07</w:t>
+      <w:t>2026-01-08</w:t>
       <w:br/>
       <w:br/>
     </w:r>

--- a/tillsyn/A 59776-2025 tillsynsbegäran.docx
+++ b/tillsyn/A 59776-2025 tillsynsbegäran.docx
@@ -231,7 +231,7 @@
     <w:r>
       <w:tab/>
       <w:tab/>
-      <w:t>2026-01-08</w:t>
+      <w:t>2026-01-09</w:t>
       <w:br/>
       <w:br/>
     </w:r>

--- a/tillsyn/A 59776-2025 tillsynsbegäran.docx
+++ b/tillsyn/A 59776-2025 tillsynsbegäran.docx
@@ -231,7 +231,7 @@
     <w:r>
       <w:tab/>
       <w:tab/>
-      <w:t>2026-01-09</w:t>
+      <w:t>2026-01-10</w:t>
       <w:br/>
       <w:br/>
     </w:r>

--- a/tillsyn/A 59776-2025 tillsynsbegäran.docx
+++ b/tillsyn/A 59776-2025 tillsynsbegäran.docx
@@ -231,7 +231,7 @@
     <w:r>
       <w:tab/>
       <w:tab/>
-      <w:t>2026-01-10</w:t>
+      <w:t>2026-01-11</w:t>
       <w:br/>
       <w:br/>
     </w:r>

--- a/tillsyn/A 59776-2025 tillsynsbegäran.docx
+++ b/tillsyn/A 59776-2025 tillsynsbegäran.docx
@@ -231,7 +231,7 @@
     <w:r>
       <w:tab/>
       <w:tab/>
-      <w:t>2026-01-11</w:t>
+      <w:t>2026-01-12</w:t>
       <w:br/>
       <w:br/>
     </w:r>

--- a/tillsyn/A 59776-2025 tillsynsbegäran.docx
+++ b/tillsyn/A 59776-2025 tillsynsbegäran.docx
@@ -231,7 +231,7 @@
     <w:r>
       <w:tab/>
       <w:tab/>
-      <w:t>2026-01-12</w:t>
+      <w:t>2026-01-13</w:t>
       <w:br/>
       <w:br/>
     </w:r>

--- a/tillsyn/A 59776-2025 tillsynsbegäran.docx
+++ b/tillsyn/A 59776-2025 tillsynsbegäran.docx
@@ -231,7 +231,7 @@
     <w:r>
       <w:tab/>
       <w:tab/>
-      <w:t>2026-01-13</w:t>
+      <w:t>2026-01-14</w:t>
       <w:br/>
       <w:br/>
     </w:r>

--- a/tillsyn/A 59776-2025 tillsynsbegäran.docx
+++ b/tillsyn/A 59776-2025 tillsynsbegäran.docx
@@ -231,7 +231,7 @@
     <w:r>
       <w:tab/>
       <w:tab/>
-      <w:t>2026-01-14</w:t>
+      <w:t>2026-01-15</w:t>
       <w:br/>
       <w:br/>
     </w:r>

--- a/tillsyn/A 59776-2025 tillsynsbegäran.docx
+++ b/tillsyn/A 59776-2025 tillsynsbegäran.docx
@@ -231,7 +231,7 @@
     <w:r>
       <w:tab/>
       <w:tab/>
-      <w:t>2026-01-15</w:t>
+      <w:t>2026-01-16</w:t>
       <w:br/>
       <w:br/>
     </w:r>

--- a/tillsyn/A 59776-2025 tillsynsbegäran.docx
+++ b/tillsyn/A 59776-2025 tillsynsbegäran.docx
@@ -231,7 +231,7 @@
     <w:r>
       <w:tab/>
       <w:tab/>
-      <w:t>2026-01-16</w:t>
+      <w:t>2026-01-17</w:t>
       <w:br/>
       <w:br/>
     </w:r>

--- a/tillsyn/A 59776-2025 tillsynsbegäran.docx
+++ b/tillsyn/A 59776-2025 tillsynsbegäran.docx
@@ -231,7 +231,7 @@
     <w:r>
       <w:tab/>
       <w:tab/>
-      <w:t>2026-01-17</w:t>
+      <w:t>2026-01-18</w:t>
       <w:br/>
       <w:br/>
     </w:r>

--- a/tillsyn/A 59776-2025 tillsynsbegäran.docx
+++ b/tillsyn/A 59776-2025 tillsynsbegäran.docx
@@ -231,7 +231,7 @@
     <w:r>
       <w:tab/>
       <w:tab/>
-      <w:t>2026-01-18</w:t>
+      <w:t>2026-01-19</w:t>
       <w:br/>
       <w:br/>
     </w:r>

--- a/tillsyn/A 59776-2025 tillsynsbegäran.docx
+++ b/tillsyn/A 59776-2025 tillsynsbegäran.docx
@@ -231,7 +231,7 @@
     <w:r>
       <w:tab/>
       <w:tab/>
-      <w:t>2026-01-19</w:t>
+      <w:t>2026-01-20</w:t>
       <w:br/>
       <w:br/>
     </w:r>

--- a/tillsyn/A 59776-2025 tillsynsbegäran.docx
+++ b/tillsyn/A 59776-2025 tillsynsbegäran.docx
@@ -231,7 +231,7 @@
     <w:r>
       <w:tab/>
       <w:tab/>
-      <w:t>2026-01-20</w:t>
+      <w:t>2026-01-21</w:t>
       <w:br/>
       <w:br/>
     </w:r>

--- a/tillsyn/A 59776-2025 tillsynsbegäran.docx
+++ b/tillsyn/A 59776-2025 tillsynsbegäran.docx
@@ -231,7 +231,7 @@
     <w:r>
       <w:tab/>
       <w:tab/>
-      <w:t>2026-01-21</w:t>
+      <w:t>2026-01-23</w:t>
       <w:br/>
       <w:br/>
     </w:r>

--- a/tillsyn/A 59776-2025 tillsynsbegäran.docx
+++ b/tillsyn/A 59776-2025 tillsynsbegäran.docx
@@ -231,7 +231,7 @@
     <w:r>
       <w:tab/>
       <w:tab/>
-      <w:t>2026-01-23</w:t>
+      <w:t>2026-01-24</w:t>
       <w:br/>
       <w:br/>
     </w:r>

--- a/tillsyn/A 59776-2025 tillsynsbegäran.docx
+++ b/tillsyn/A 59776-2025 tillsynsbegäran.docx
@@ -231,7 +231,7 @@
     <w:r>
       <w:tab/>
       <w:tab/>
-      <w:t>2026-01-24</w:t>
+      <w:t>2026-01-25</w:t>
       <w:br/>
       <w:br/>
     </w:r>

--- a/tillsyn/A 59776-2025 tillsynsbegäran.docx
+++ b/tillsyn/A 59776-2025 tillsynsbegäran.docx
@@ -231,7 +231,7 @@
     <w:r>
       <w:tab/>
       <w:tab/>
-      <w:t>2026-01-25</w:t>
+      <w:t>2026-01-26</w:t>
       <w:br/>
       <w:br/>
     </w:r>

--- a/tillsyn/A 59776-2025 tillsynsbegäran.docx
+++ b/tillsyn/A 59776-2025 tillsynsbegäran.docx
@@ -231,7 +231,7 @@
     <w:r>
       <w:tab/>
       <w:tab/>
-      <w:t>2026-01-26</w:t>
+      <w:t>2026-01-27</w:t>
       <w:br/>
       <w:br/>
     </w:r>

--- a/tillsyn/A 59776-2025 tillsynsbegäran.docx
+++ b/tillsyn/A 59776-2025 tillsynsbegäran.docx
@@ -231,7 +231,7 @@
     <w:r>
       <w:tab/>
       <w:tab/>
-      <w:t>2026-01-27</w:t>
+      <w:t>2026-01-28</w:t>
       <w:br/>
       <w:br/>
     </w:r>

--- a/tillsyn/A 59776-2025 tillsynsbegäran.docx
+++ b/tillsyn/A 59776-2025 tillsynsbegäran.docx
@@ -91,6 +91,26 @@
       </w:r>
     </w:p>
     <w:p>
+      <w:r>
+        <w:rPr>
+          <w:b/>
+        </w:rPr>
+        <w:t>Kransrams</w:t>
+      </w:r>
+      <w:r>
+        <w:t xml:space="preserve"> är typisk art för </w:t>
+      </w:r>
+      <w:r>
+        <w:rPr>
+          <w:i/>
+        </w:rPr>
+        <w:t xml:space="preserve">9020 Nordlig ädellövskog </w:t>
+      </w:r>
+      <w:r>
+        <w:t>(SLU Artdatabanken, 2025).</w:t>
+      </w:r>
+    </w:p>
+    <w:p>
       <w:pPr>
         <w:pStyle w:val="Heading1"/>
       </w:pPr>
@@ -101,6 +121,35 @@
     <w:p>
       <w:r>
         <w:t>Följande fridlysta arter har sina livsmiljöer och växtplatser i den avverkningsanmälda skogen: tvåblad (S, §8) och blåsippa (§9).</w:t>
+      </w:r>
+    </w:p>
+    <w:p>
+      <w:r>
+        <w:rPr>
+          <w:b/>
+        </w:rPr>
+        <w:t>Blåsippa (§9)</w:t>
+      </w:r>
+      <w:r>
+        <w:t xml:space="preserve"> är typisk art för </w:t>
+      </w:r>
+      <w:r>
+        <w:rPr>
+          <w:i/>
+        </w:rPr>
+        <w:t>9050 Näringsrik granskog, 9020 Nordlig ädellövskog</w:t>
+      </w:r>
+      <w:r>
+        <w:t xml:space="preserve"> och </w:t>
+      </w:r>
+      <w:r>
+        <w:rPr>
+          <w:i/>
+        </w:rPr>
+        <w:t>8240 Karsthällmarker</w:t>
+      </w:r>
+      <w:r>
+        <w:t xml:space="preserve"> (SLU Artdatabanken, 2025).</w:t>
       </w:r>
     </w:p>
     <w:sectPr>
@@ -231,7 +280,7 @@
     <w:r>
       <w:tab/>
       <w:tab/>
-      <w:t>2026-01-28</w:t>
+      <w:t>2026-01-29</w:t>
       <w:br/>
       <w:br/>
     </w:r>

--- a/tillsyn/A 59776-2025 tillsynsbegäran.docx
+++ b/tillsyn/A 59776-2025 tillsynsbegäran.docx
@@ -280,7 +280,7 @@
     <w:r>
       <w:tab/>
       <w:tab/>
-      <w:t>2026-01-29</w:t>
+      <w:t>2026-01-30</w:t>
       <w:br/>
       <w:br/>
     </w:r>

--- a/tillsyn/A 59776-2025 tillsynsbegäran.docx
+++ b/tillsyn/A 59776-2025 tillsynsbegäran.docx
@@ -280,7 +280,7 @@
     <w:r>
       <w:tab/>
       <w:tab/>
-      <w:t>2026-01-30</w:t>
+      <w:t>2026-01-31</w:t>
       <w:br/>
       <w:br/>
     </w:r>

--- a/tillsyn/A 59776-2025 tillsynsbegäran.docx
+++ b/tillsyn/A 59776-2025 tillsynsbegäran.docx
@@ -280,7 +280,7 @@
     <w:r>
       <w:tab/>
       <w:tab/>
-      <w:t>2026-01-31</w:t>
+      <w:t>2026-02-01</w:t>
       <w:br/>
       <w:br/>
     </w:r>
